--- a/registro_software/2025.1/requerimento jornada dos bichos.docx
+++ b/registro_software/2025.1/requerimento jornada dos bichos.docx
@@ -14235,7 +14235,6 @@
               </w:rPr>
               <w:t xml:space="preserve">Joabe Borges da </w:t>
             </w:r>
-            <w:proofErr w:type="spellStart"/>
             <w:r>
               <w:rPr>
                 <w:rFonts w:ascii="Arial"/>
@@ -14245,9 +14244,8 @@
                 <w:szCs w:val="24"/>
                 <w:highlight w:val="white"/>
               </w:rPr>
-              <w:t>Sk</w:t>
-            </w:r>
-            <w:proofErr w:type="spellEnd"/>
+              <w:t>Silva</w:t>
+            </w:r>
           </w:p>
         </w:tc>
       </w:tr>
